--- a/OmniSuite_ERP_API_Documentation.docx
+++ b/OmniSuite_ERP_API_Documentation.docx
@@ -8791,6 +8791,869 @@
         <w:spacing w:after="120"/>
       </w:pPr>
     </w:p>
+    <w:p>
+      <w:pPr>
+        <w:pStyle w:val="Heading1"/>
+        <w:spacing w:before="280" w:after="120"/>
+      </w:pPr>
+      <w:r>
+        <w:rPr>
+          <w:b/>
+          <w:color w:val="0E3646"/>
+          <w:sz w:val="40"/>
+        </w:rPr>
+        <w:t>Business Intelligence &amp; ETL REST API Endpoints</w:t>
+      </w:r>
+    </w:p>
+    <w:tbl>
+      <w:tblPr>
+        <w:tblW w:type="auto" w:w="0"/>
+        <w:jc w:val="center"/>
+        <w:tblLook w:firstColumn="1" w:firstRow="1" w:lastColumn="0" w:lastRow="0" w:noHBand="0" w:noVBand="1" w:val="04A0"/>
+      </w:tblPr>
+      <w:tblGrid>
+        <w:gridCol w:w="4968"/>
+        <w:gridCol w:w="4968"/>
+      </w:tblGrid>
+      <w:tr>
+        <w:tc>
+          <w:tcPr>
+            <w:tcW w:type="dxa" w:w="4968"/>
+            <w:shd w:fill="0E3646"/>
+            <w:tcMar>
+              <w:top w:w="100" w:type="dxa"/>
+              <w:bottom w:w="100" w:type="dxa"/>
+              <w:left w:w="120" w:type="dxa"/>
+              <w:right w:w="120" w:type="dxa"/>
+            </w:tcMar>
+          </w:tcPr>
+          <w:p>
+            <w:r>
+              <w:rPr>
+                <w:b/>
+                <w:color w:val="FFFFFF"/>
+                <w:sz w:val="19"/>
+              </w:rPr>
+              <w:t>Endpoint &amp; Method</w:t>
+            </w:r>
+          </w:p>
+        </w:tc>
+        <w:tc>
+          <w:tcPr>
+            <w:tcW w:type="dxa" w:w="4968"/>
+            <w:shd w:fill="0E3646"/>
+            <w:tcMar>
+              <w:top w:w="100" w:type="dxa"/>
+              <w:bottom w:w="100" w:type="dxa"/>
+              <w:left w:w="120" w:type="dxa"/>
+              <w:right w:w="120" w:type="dxa"/>
+            </w:tcMar>
+          </w:tcPr>
+          <w:p>
+            <w:r>
+              <w:rPr>
+                <w:b/>
+                <w:color w:val="FFFFFF"/>
+                <w:sz w:val="19"/>
+              </w:rPr>
+              <w:t>Description &amp; Capabilities</w:t>
+            </w:r>
+          </w:p>
+        </w:tc>
+      </w:tr>
+      <w:tr>
+        <w:tc>
+          <w:tcPr>
+            <w:tcW w:type="dxa" w:w="4968"/>
+            <w:shd w:fill="F8FAFC"/>
+            <w:tcMar>
+              <w:top w:w="80" w:type="dxa"/>
+              <w:bottom w:w="80" w:type="dxa"/>
+              <w:left w:w="100" w:type="dxa"/>
+              <w:right w:w="100" w:type="dxa"/>
+            </w:tcMar>
+          </w:tcPr>
+          <w:p>
+            <w:r>
+              <w:rPr>
+                <w:b/>
+                <w:color w:val="0E3646"/>
+                <w:sz w:val="18"/>
+              </w:rPr>
+              <w:t>GET /api/bi/data-sources</w:t>
+            </w:r>
+          </w:p>
+        </w:tc>
+        <w:tc>
+          <w:tcPr>
+            <w:tcW w:type="dxa" w:w="4968"/>
+            <w:shd w:fill="F8FAFC"/>
+            <w:tcMar>
+              <w:top w:w="80" w:type="dxa"/>
+              <w:bottom w:w="80" w:type="dxa"/>
+              <w:left w:w="100" w:type="dxa"/>
+              <w:right w:w="100" w:type="dxa"/>
+            </w:tcMar>
+          </w:tcPr>
+          <w:p>
+            <w:r>
+              <w:rPr>
+                <w:sz w:val="18"/>
+              </w:rPr>
+              <w:t>List configured ERP and external file data sources with connection status and record counts.</w:t>
+            </w:r>
+          </w:p>
+        </w:tc>
+      </w:tr>
+      <w:tr>
+        <w:tc>
+          <w:tcPr>
+            <w:tcW w:type="dxa" w:w="4968"/>
+            <w:shd w:fill="FFFFFF"/>
+            <w:tcMar>
+              <w:top w:w="80" w:type="dxa"/>
+              <w:bottom w:w="80" w:type="dxa"/>
+              <w:left w:w="100" w:type="dxa"/>
+              <w:right w:w="100" w:type="dxa"/>
+            </w:tcMar>
+          </w:tcPr>
+          <w:p>
+            <w:r>
+              <w:rPr>
+                <w:b/>
+                <w:color w:val="0E3646"/>
+                <w:sz w:val="18"/>
+              </w:rPr>
+              <w:t>POST /api/bi/data-sources</w:t>
+            </w:r>
+          </w:p>
+        </w:tc>
+        <w:tc>
+          <w:tcPr>
+            <w:tcW w:type="dxa" w:w="4968"/>
+            <w:shd w:fill="FFFFFF"/>
+            <w:tcMar>
+              <w:top w:w="80" w:type="dxa"/>
+              <w:bottom w:w="80" w:type="dxa"/>
+              <w:left w:w="100" w:type="dxa"/>
+              <w:right w:w="100" w:type="dxa"/>
+            </w:tcMar>
+          </w:tcPr>
+          <w:p>
+            <w:r>
+              <w:rPr>
+                <w:sz w:val="18"/>
+              </w:rPr>
+              <w:t>Create a new operational or external data source configuration.</w:t>
+            </w:r>
+          </w:p>
+        </w:tc>
+      </w:tr>
+      <w:tr>
+        <w:tc>
+          <w:tcPr>
+            <w:tcW w:type="dxa" w:w="4968"/>
+            <w:shd w:fill="F8FAFC"/>
+            <w:tcMar>
+              <w:top w:w="80" w:type="dxa"/>
+              <w:bottom w:w="80" w:type="dxa"/>
+              <w:left w:w="100" w:type="dxa"/>
+              <w:right w:w="100" w:type="dxa"/>
+            </w:tcMar>
+          </w:tcPr>
+          <w:p>
+            <w:r>
+              <w:rPr>
+                <w:b/>
+                <w:color w:val="0E3646"/>
+                <w:sz w:val="18"/>
+              </w:rPr>
+              <w:t>POST /api/bi/data-sources/:id/test</w:t>
+            </w:r>
+          </w:p>
+        </w:tc>
+        <w:tc>
+          <w:tcPr>
+            <w:tcW w:type="dxa" w:w="4968"/>
+            <w:shd w:fill="F8FAFC"/>
+            <w:tcMar>
+              <w:top w:w="80" w:type="dxa"/>
+              <w:bottom w:w="80" w:type="dxa"/>
+              <w:left w:w="100" w:type="dxa"/>
+              <w:right w:w="100" w:type="dxa"/>
+            </w:tcMar>
+          </w:tcPr>
+          <w:p>
+            <w:r>
+              <w:rPr>
+                <w:sz w:val="18"/>
+              </w:rPr>
+              <w:t>Test connectivity and schema access for a data source.</w:t>
+            </w:r>
+          </w:p>
+        </w:tc>
+      </w:tr>
+      <w:tr>
+        <w:tc>
+          <w:tcPr>
+            <w:tcW w:type="dxa" w:w="4968"/>
+            <w:shd w:fill="FFFFFF"/>
+            <w:tcMar>
+              <w:top w:w="80" w:type="dxa"/>
+              <w:bottom w:w="80" w:type="dxa"/>
+              <w:left w:w="100" w:type="dxa"/>
+              <w:right w:w="100" w:type="dxa"/>
+            </w:tcMar>
+          </w:tcPr>
+          <w:p>
+            <w:r>
+              <w:rPr>
+                <w:b/>
+                <w:color w:val="0E3646"/>
+                <w:sz w:val="18"/>
+              </w:rPr>
+              <w:t>POST /api/bi/data-sources/:id/sync</w:t>
+            </w:r>
+          </w:p>
+        </w:tc>
+        <w:tc>
+          <w:tcPr>
+            <w:tcW w:type="dxa" w:w="4968"/>
+            <w:shd w:fill="FFFFFF"/>
+            <w:tcMar>
+              <w:top w:w="80" w:type="dxa"/>
+              <w:bottom w:w="80" w:type="dxa"/>
+              <w:left w:w="100" w:type="dxa"/>
+              <w:right w:w="100" w:type="dxa"/>
+            </w:tcMar>
+          </w:tcPr>
+          <w:p>
+            <w:r>
+              <w:rPr>
+                <w:sz w:val="18"/>
+              </w:rPr>
+              <w:t>Trigger an immediate on-demand synchronization of a data source.</w:t>
+            </w:r>
+          </w:p>
+        </w:tc>
+      </w:tr>
+      <w:tr>
+        <w:tc>
+          <w:tcPr>
+            <w:tcW w:type="dxa" w:w="4968"/>
+            <w:shd w:fill="F8FAFC"/>
+            <w:tcMar>
+              <w:top w:w="80" w:type="dxa"/>
+              <w:bottom w:w="80" w:type="dxa"/>
+              <w:left w:w="100" w:type="dxa"/>
+              <w:right w:w="100" w:type="dxa"/>
+            </w:tcMar>
+          </w:tcPr>
+          <w:p>
+            <w:r>
+              <w:rPr>
+                <w:b/>
+                <w:color w:val="0E3646"/>
+                <w:sz w:val="18"/>
+              </w:rPr>
+              <w:t>POST /api/bi/upload-source-file</w:t>
+            </w:r>
+          </w:p>
+        </w:tc>
+        <w:tc>
+          <w:tcPr>
+            <w:tcW w:type="dxa" w:w="4968"/>
+            <w:shd w:fill="F8FAFC"/>
+            <w:tcMar>
+              <w:top w:w="80" w:type="dxa"/>
+              <w:bottom w:w="80" w:type="dxa"/>
+              <w:left w:w="100" w:type="dxa"/>
+              <w:right w:w="100" w:type="dxa"/>
+            </w:tcMar>
+          </w:tcPr>
+          <w:p>
+            <w:r>
+              <w:rPr>
+                <w:sz w:val="18"/>
+              </w:rPr>
+              <w:t>Upload Excel (.xlsx, .xls) or CSV files for automated ingestion and dataset registration.</w:t>
+            </w:r>
+          </w:p>
+        </w:tc>
+      </w:tr>
+      <w:tr>
+        <w:tc>
+          <w:tcPr>
+            <w:tcW w:type="dxa" w:w="4968"/>
+            <w:shd w:fill="FFFFFF"/>
+            <w:tcMar>
+              <w:top w:w="80" w:type="dxa"/>
+              <w:bottom w:w="80" w:type="dxa"/>
+              <w:left w:w="100" w:type="dxa"/>
+              <w:right w:w="100" w:type="dxa"/>
+            </w:tcMar>
+          </w:tcPr>
+          <w:p>
+            <w:r>
+              <w:rPr>
+                <w:b/>
+                <w:color w:val="0E3646"/>
+                <w:sz w:val="18"/>
+              </w:rPr>
+              <w:t>GET /api/bi/datasets</w:t>
+            </w:r>
+          </w:p>
+        </w:tc>
+        <w:tc>
+          <w:tcPr>
+            <w:tcW w:type="dxa" w:w="4968"/>
+            <w:shd w:fill="FFFFFF"/>
+            <w:tcMar>
+              <w:top w:w="80" w:type="dxa"/>
+              <w:bottom w:w="80" w:type="dxa"/>
+              <w:left w:w="100" w:type="dxa"/>
+              <w:right w:w="100" w:type="dxa"/>
+            </w:tcMar>
+          </w:tcPr>
+          <w:p>
+            <w:r>
+              <w:rPr>
+                <w:sz w:val="18"/>
+              </w:rPr>
+              <w:t>Retrieve analytical dataset catalog, storage models, row counts, and data freshness.</w:t>
+            </w:r>
+          </w:p>
+        </w:tc>
+      </w:tr>
+      <w:tr>
+        <w:tc>
+          <w:tcPr>
+            <w:tcW w:type="dxa" w:w="4968"/>
+            <w:shd w:fill="F8FAFC"/>
+            <w:tcMar>
+              <w:top w:w="80" w:type="dxa"/>
+              <w:bottom w:w="80" w:type="dxa"/>
+              <w:left w:w="100" w:type="dxa"/>
+              <w:right w:w="100" w:type="dxa"/>
+            </w:tcMar>
+          </w:tcPr>
+          <w:p>
+            <w:r>
+              <w:rPr>
+                <w:b/>
+                <w:color w:val="0E3646"/>
+                <w:sz w:val="18"/>
+              </w:rPr>
+              <w:t>GET /api/bi/datasets/:id/preview</w:t>
+            </w:r>
+          </w:p>
+        </w:tc>
+        <w:tc>
+          <w:tcPr>
+            <w:tcW w:type="dxa" w:w="4968"/>
+            <w:shd w:fill="F8FAFC"/>
+            <w:tcMar>
+              <w:top w:w="80" w:type="dxa"/>
+              <w:bottom w:w="80" w:type="dxa"/>
+              <w:left w:w="100" w:type="dxa"/>
+              <w:right w:w="100" w:type="dxa"/>
+            </w:tcMar>
+          </w:tcPr>
+          <w:p>
+            <w:r>
+              <w:rPr>
+                <w:sz w:val="18"/>
+              </w:rPr>
+              <w:t>Sample latest tabular records from an analytical dataset.</w:t>
+            </w:r>
+          </w:p>
+        </w:tc>
+      </w:tr>
+      <w:tr>
+        <w:tc>
+          <w:tcPr>
+            <w:tcW w:type="dxa" w:w="4968"/>
+            <w:shd w:fill="FFFFFF"/>
+            <w:tcMar>
+              <w:top w:w="80" w:type="dxa"/>
+              <w:bottom w:w="80" w:type="dxa"/>
+              <w:left w:w="100" w:type="dxa"/>
+              <w:right w:w="100" w:type="dxa"/>
+            </w:tcMar>
+          </w:tcPr>
+          <w:p>
+            <w:r>
+              <w:rPr>
+                <w:b/>
+                <w:color w:val="0E3646"/>
+                <w:sz w:val="18"/>
+              </w:rPr>
+              <w:t>POST /api/bi/data-preparation/preview-transform</w:t>
+            </w:r>
+          </w:p>
+        </w:tc>
+        <w:tc>
+          <w:tcPr>
+            <w:tcW w:type="dxa" w:w="4968"/>
+            <w:shd w:fill="FFFFFF"/>
+            <w:tcMar>
+              <w:top w:w="80" w:type="dxa"/>
+              <w:bottom w:w="80" w:type="dxa"/>
+              <w:left w:w="100" w:type="dxa"/>
+              <w:right w:w="100" w:type="dxa"/>
+            </w:tcMar>
+          </w:tcPr>
+          <w:p>
+            <w:r>
+              <w:rPr>
+                <w:sz w:val="18"/>
+              </w:rPr>
+              <w:t>Execute transformation steps on sample data with live quality checks.</w:t>
+            </w:r>
+          </w:p>
+        </w:tc>
+      </w:tr>
+      <w:tr>
+        <w:tc>
+          <w:tcPr>
+            <w:tcW w:type="dxa" w:w="4968"/>
+            <w:shd w:fill="F8FAFC"/>
+            <w:tcMar>
+              <w:top w:w="80" w:type="dxa"/>
+              <w:bottom w:w="80" w:type="dxa"/>
+              <w:left w:w="100" w:type="dxa"/>
+              <w:right w:w="100" w:type="dxa"/>
+            </w:tcMar>
+          </w:tcPr>
+          <w:p>
+            <w:r>
+              <w:rPr>
+                <w:b/>
+                <w:color w:val="0E3646"/>
+                <w:sz w:val="18"/>
+              </w:rPr>
+              <w:t>GET /api/bi/etl-pipelines</w:t>
+            </w:r>
+          </w:p>
+        </w:tc>
+        <w:tc>
+          <w:tcPr>
+            <w:tcW w:type="dxa" w:w="4968"/>
+            <w:shd w:fill="F8FAFC"/>
+            <w:tcMar>
+              <w:top w:w="80" w:type="dxa"/>
+              <w:bottom w:w="80" w:type="dxa"/>
+              <w:left w:w="100" w:type="dxa"/>
+              <w:right w:w="100" w:type="dxa"/>
+            </w:tcMar>
+          </w:tcPr>
+          <w:p>
+            <w:r>
+              <w:rPr>
+                <w:sz w:val="18"/>
+              </w:rPr>
+              <w:t>List ETL pipeline definitions, target fact tables, and schedule crons.</w:t>
+            </w:r>
+          </w:p>
+        </w:tc>
+      </w:tr>
+      <w:tr>
+        <w:tc>
+          <w:tcPr>
+            <w:tcW w:type="dxa" w:w="4968"/>
+            <w:shd w:fill="FFFFFF"/>
+            <w:tcMar>
+              <w:top w:w="80" w:type="dxa"/>
+              <w:bottom w:w="80" w:type="dxa"/>
+              <w:left w:w="100" w:type="dxa"/>
+              <w:right w:w="100" w:type="dxa"/>
+            </w:tcMar>
+          </w:tcPr>
+          <w:p>
+            <w:r>
+              <w:rPr>
+                <w:b/>
+                <w:color w:val="0E3646"/>
+                <w:sz w:val="18"/>
+              </w:rPr>
+              <w:t>POST /api/bi/etl-pipelines/:id/run</w:t>
+            </w:r>
+          </w:p>
+        </w:tc>
+        <w:tc>
+          <w:tcPr>
+            <w:tcW w:type="dxa" w:w="4968"/>
+            <w:shd w:fill="FFFFFF"/>
+            <w:tcMar>
+              <w:top w:w="80" w:type="dxa"/>
+              <w:bottom w:w="80" w:type="dxa"/>
+              <w:left w:w="100" w:type="dxa"/>
+              <w:right w:w="100" w:type="dxa"/>
+            </w:tcMar>
+          </w:tcPr>
+          <w:p>
+            <w:r>
+              <w:rPr>
+                <w:sz w:val="18"/>
+              </w:rPr>
+              <w:t>Execute full 6-stage ETL pipeline run with stage logging and fact table loading.</w:t>
+            </w:r>
+          </w:p>
+        </w:tc>
+      </w:tr>
+      <w:tr>
+        <w:tc>
+          <w:tcPr>
+            <w:tcW w:type="dxa" w:w="4968"/>
+            <w:shd w:fill="F8FAFC"/>
+            <w:tcMar>
+              <w:top w:w="80" w:type="dxa"/>
+              <w:bottom w:w="80" w:type="dxa"/>
+              <w:left w:w="100" w:type="dxa"/>
+              <w:right w:w="100" w:type="dxa"/>
+            </w:tcMar>
+          </w:tcPr>
+          <w:p>
+            <w:r>
+              <w:rPr>
+                <w:b/>
+                <w:color w:val="0E3646"/>
+                <w:sz w:val="18"/>
+              </w:rPr>
+              <w:t>GET /api/bi/etl-pipelines/:id/runs</w:t>
+            </w:r>
+          </w:p>
+        </w:tc>
+        <w:tc>
+          <w:tcPr>
+            <w:tcW w:type="dxa" w:w="4968"/>
+            <w:shd w:fill="F8FAFC"/>
+            <w:tcMar>
+              <w:top w:w="80" w:type="dxa"/>
+              <w:bottom w:w="80" w:type="dxa"/>
+              <w:left w:w="100" w:type="dxa"/>
+              <w:right w:w="100" w:type="dxa"/>
+            </w:tcMar>
+          </w:tcPr>
+          <w:p>
+            <w:r>
+              <w:rPr>
+                <w:sz w:val="18"/>
+              </w:rPr>
+              <w:t>Get pipeline execution run history and quality scores.</w:t>
+            </w:r>
+          </w:p>
+        </w:tc>
+      </w:tr>
+      <w:tr>
+        <w:tc>
+          <w:tcPr>
+            <w:tcW w:type="dxa" w:w="4968"/>
+            <w:shd w:fill="FFFFFF"/>
+            <w:tcMar>
+              <w:top w:w="80" w:type="dxa"/>
+              <w:bottom w:w="80" w:type="dxa"/>
+              <w:left w:w="100" w:type="dxa"/>
+              <w:right w:w="100" w:type="dxa"/>
+            </w:tcMar>
+          </w:tcPr>
+          <w:p>
+            <w:r>
+              <w:rPr>
+                <w:b/>
+                <w:color w:val="0E3646"/>
+                <w:sz w:val="18"/>
+              </w:rPr>
+              <w:t>GET /api/bi/etl-pipeline-runs/:runId/logs</w:t>
+            </w:r>
+          </w:p>
+        </w:tc>
+        <w:tc>
+          <w:tcPr>
+            <w:tcW w:type="dxa" w:w="4968"/>
+            <w:shd w:fill="FFFFFF"/>
+            <w:tcMar>
+              <w:top w:w="80" w:type="dxa"/>
+              <w:bottom w:w="80" w:type="dxa"/>
+              <w:left w:w="100" w:type="dxa"/>
+              <w:right w:w="100" w:type="dxa"/>
+            </w:tcMar>
+          </w:tcPr>
+          <w:p>
+            <w:r>
+              <w:rPr>
+                <w:sz w:val="18"/>
+              </w:rPr>
+              <w:t>Retrieve granular stage execution logs for a specific run.</w:t>
+            </w:r>
+          </w:p>
+        </w:tc>
+      </w:tr>
+      <w:tr>
+        <w:tc>
+          <w:tcPr>
+            <w:tcW w:type="dxa" w:w="4968"/>
+            <w:shd w:fill="F8FAFC"/>
+            <w:tcMar>
+              <w:top w:w="80" w:type="dxa"/>
+              <w:bottom w:w="80" w:type="dxa"/>
+              <w:left w:w="100" w:type="dxa"/>
+              <w:right w:w="100" w:type="dxa"/>
+            </w:tcMar>
+          </w:tcPr>
+          <w:p>
+            <w:r>
+              <w:rPr>
+                <w:b/>
+                <w:color w:val="0E3646"/>
+                <w:sz w:val="18"/>
+              </w:rPr>
+              <w:t>GET /api/bi/data-quality/summary</w:t>
+            </w:r>
+          </w:p>
+        </w:tc>
+        <w:tc>
+          <w:tcPr>
+            <w:tcW w:type="dxa" w:w="4968"/>
+            <w:shd w:fill="F8FAFC"/>
+            <w:tcMar>
+              <w:top w:w="80" w:type="dxa"/>
+              <w:bottom w:w="80" w:type="dxa"/>
+              <w:left w:w="100" w:type="dxa"/>
+              <w:right w:w="100" w:type="dxa"/>
+            </w:tcMar>
+          </w:tcPr>
+          <w:p>
+            <w:r>
+              <w:rPr>
+                <w:sz w:val="18"/>
+              </w:rPr>
+              <w:t>Get overall data quality score %, rule violations, and quarantined rejected records.</w:t>
+            </w:r>
+          </w:p>
+        </w:tc>
+      </w:tr>
+      <w:tr>
+        <w:tc>
+          <w:tcPr>
+            <w:tcW w:type="dxa" w:w="4968"/>
+            <w:shd w:fill="FFFFFF"/>
+            <w:tcMar>
+              <w:top w:w="80" w:type="dxa"/>
+              <w:bottom w:w="80" w:type="dxa"/>
+              <w:left w:w="100" w:type="dxa"/>
+              <w:right w:w="100" w:type="dxa"/>
+            </w:tcMar>
+          </w:tcPr>
+          <w:p>
+            <w:r>
+              <w:rPr>
+                <w:b/>
+                <w:color w:val="0E3646"/>
+                <w:sz w:val="18"/>
+              </w:rPr>
+              <w:t>POST /api/bi/multidimensional-analysis</w:t>
+            </w:r>
+          </w:p>
+        </w:tc>
+        <w:tc>
+          <w:tcPr>
+            <w:tcW w:type="dxa" w:w="4968"/>
+            <w:shd w:fill="FFFFFF"/>
+            <w:tcMar>
+              <w:top w:w="80" w:type="dxa"/>
+              <w:bottom w:w="80" w:type="dxa"/>
+              <w:left w:w="100" w:type="dxa"/>
+              <w:right w:w="100" w:type="dxa"/>
+            </w:tcMar>
+          </w:tcPr>
+          <w:p>
+            <w:r>
+              <w:rPr>
+                <w:sz w:val="18"/>
+              </w:rPr>
+              <w:t>Execute multidimensional OLAP aggregation with measures, dimensions, and period comparisons.</w:t>
+            </w:r>
+          </w:p>
+        </w:tc>
+      </w:tr>
+      <w:tr>
+        <w:tc>
+          <w:tcPr>
+            <w:tcW w:type="dxa" w:w="4968"/>
+            <w:shd w:fill="F8FAFC"/>
+            <w:tcMar>
+              <w:top w:w="80" w:type="dxa"/>
+              <w:bottom w:w="80" w:type="dxa"/>
+              <w:left w:w="100" w:type="dxa"/>
+              <w:right w:w="100" w:type="dxa"/>
+            </w:tcMar>
+          </w:tcPr>
+          <w:p>
+            <w:r>
+              <w:rPr>
+                <w:b/>
+                <w:color w:val="0E3646"/>
+                <w:sz w:val="18"/>
+              </w:rPr>
+              <w:t>GET /api/bi/insights/automated</w:t>
+            </w:r>
+          </w:p>
+        </w:tc>
+        <w:tc>
+          <w:tcPr>
+            <w:tcW w:type="dxa" w:w="4968"/>
+            <w:shd w:fill="F8FAFC"/>
+            <w:tcMar>
+              <w:top w:w="80" w:type="dxa"/>
+              <w:bottom w:w="80" w:type="dxa"/>
+              <w:left w:w="100" w:type="dxa"/>
+              <w:right w:w="100" w:type="dxa"/>
+            </w:tcMar>
+          </w:tcPr>
+          <w:p>
+            <w:r>
+              <w:rPr>
+                <w:sz w:val="18"/>
+              </w:rPr>
+              <w:t>Retrieve automated anomaly detections, variance alerts, and drill-down payloads.</w:t>
+            </w:r>
+          </w:p>
+        </w:tc>
+      </w:tr>
+      <w:tr>
+        <w:tc>
+          <w:tcPr>
+            <w:tcW w:type="dxa" w:w="4968"/>
+            <w:shd w:fill="FFFFFF"/>
+            <w:tcMar>
+              <w:top w:w="80" w:type="dxa"/>
+              <w:bottom w:w="80" w:type="dxa"/>
+              <w:left w:w="100" w:type="dxa"/>
+              <w:right w:w="100" w:type="dxa"/>
+            </w:tcMar>
+          </w:tcPr>
+          <w:p>
+            <w:r>
+              <w:rPr>
+                <w:b/>
+                <w:color w:val="0E3646"/>
+                <w:sz w:val="18"/>
+              </w:rPr>
+              <w:t>GET /api/bi/custom-dashboards</w:t>
+            </w:r>
+          </w:p>
+        </w:tc>
+        <w:tc>
+          <w:tcPr>
+            <w:tcW w:type="dxa" w:w="4968"/>
+            <w:shd w:fill="FFFFFF"/>
+            <w:tcMar>
+              <w:top w:w="80" w:type="dxa"/>
+              <w:bottom w:w="80" w:type="dxa"/>
+              <w:left w:w="100" w:type="dxa"/>
+              <w:right w:w="100" w:type="dxa"/>
+            </w:tcMar>
+          </w:tcPr>
+          <w:p>
+            <w:r>
+              <w:rPr>
+                <w:sz w:val="18"/>
+              </w:rPr>
+              <w:t>List custom BI dashboards and widget configurations.</w:t>
+            </w:r>
+          </w:p>
+        </w:tc>
+      </w:tr>
+      <w:tr>
+        <w:tc>
+          <w:tcPr>
+            <w:tcW w:type="dxa" w:w="4968"/>
+            <w:shd w:fill="F8FAFC"/>
+            <w:tcMar>
+              <w:top w:w="80" w:type="dxa"/>
+              <w:bottom w:w="80" w:type="dxa"/>
+              <w:left w:w="100" w:type="dxa"/>
+              <w:right w:w="100" w:type="dxa"/>
+            </w:tcMar>
+          </w:tcPr>
+          <w:p>
+            <w:r>
+              <w:rPr>
+                <w:b/>
+                <w:color w:val="0E3646"/>
+                <w:sz w:val="18"/>
+              </w:rPr>
+              <w:t>POST /api/bi/custom-dashboards</w:t>
+            </w:r>
+          </w:p>
+        </w:tc>
+        <w:tc>
+          <w:tcPr>
+            <w:tcW w:type="dxa" w:w="4968"/>
+            <w:shd w:fill="F8FAFC"/>
+            <w:tcMar>
+              <w:top w:w="80" w:type="dxa"/>
+              <w:bottom w:w="80" w:type="dxa"/>
+              <w:left w:w="100" w:type="dxa"/>
+              <w:right w:w="100" w:type="dxa"/>
+            </w:tcMar>
+          </w:tcPr>
+          <w:p>
+            <w:r>
+              <w:rPr>
+                <w:sz w:val="18"/>
+              </w:rPr>
+              <w:t>Create and save a new custom BI dashboard with modular widgets.</w:t>
+            </w:r>
+          </w:p>
+        </w:tc>
+      </w:tr>
+      <w:tr>
+        <w:tc>
+          <w:tcPr>
+            <w:tcW w:type="dxa" w:w="4968"/>
+            <w:shd w:fill="FFFFFF"/>
+            <w:tcMar>
+              <w:top w:w="80" w:type="dxa"/>
+              <w:bottom w:w="80" w:type="dxa"/>
+              <w:left w:w="100" w:type="dxa"/>
+              <w:right w:w="100" w:type="dxa"/>
+            </w:tcMar>
+          </w:tcPr>
+          <w:p>
+            <w:r>
+              <w:rPr>
+                <w:b/>
+                <w:color w:val="0E3646"/>
+                <w:sz w:val="18"/>
+              </w:rPr>
+              <w:t>POST /api/bi/export-custom</w:t>
+            </w:r>
+          </w:p>
+        </w:tc>
+        <w:tc>
+          <w:tcPr>
+            <w:tcW w:type="dxa" w:w="4968"/>
+            <w:shd w:fill="FFFFFF"/>
+            <w:tcMar>
+              <w:top w:w="80" w:type="dxa"/>
+              <w:bottom w:w="80" w:type="dxa"/>
+              <w:left w:w="100" w:type="dxa"/>
+              <w:right w:w="100" w:type="dxa"/>
+            </w:tcMar>
+          </w:tcPr>
+          <w:p>
+            <w:r>
+              <w:rPr>
+                <w:sz w:val="18"/>
+              </w:rPr>
+              <w:t>Generate multi-sheet formatted Excel or CSV export files from analytical queries.</w:t>
+            </w:r>
+          </w:p>
+        </w:tc>
+      </w:tr>
+    </w:tbl>
     <w:sectPr>
       <w:headerReference w:type="default" r:id="rId9"/>
       <w:footerReference w:type="default" r:id="rId10"/>
